--- a/docs_ua/12-toothfish-poster.docx
+++ b/docs_ua/12-toothfish-poster.docx
@@ -102,7 +102,7 @@
           <w:sz w:val="22"/>
           <w:szCs w:val="22"/>
         </w:rPr>
-        <w:t xml:space="preserve">Ряд Perciformes, родина Nototheniidae, рід Dissostichus, два промислові види: D. eleginoides (патагонський клич, код TOP) та D. mawsoni (антарктичний клич, код TOA). Статева зрілість настає у 8–10 років, тривалість життя — до 45–50 років. У промислових уловах довжина зазвичай 80–140 см, вага 10–30 кг; великі особини — понад 160 см і 60–80 кг. Виловлюється ярусом, тралом і пастками на глибинах 500–1800 м.</w:t>
+        <w:t xml:space="preserve">Ряд Perciformes, родина Nototheniidae, рід Dissostichus, два промислові види: D. eleginoides (патагонський іклач, код TOP) та D. mawsoni (антарктичний іклач, код TOA). Статева зрілість настає у 8–10 років, тривалість життя — до 45–50 років. У промислових уловах довжина зазвичай 80–140 см, вага 10–30 кг; великі особини — понад 160 см і 60–80 кг. Виловлюється ярусом, тралом і пастками на глибинах 500–1800 м.</w:t>
       </w:r>
     </w:p>
     <w:p>
@@ -185,7 +185,7 @@
         <w:spacing w:after="120" w:before="300"/>
       </w:pPr>
       <w:r>
-        <w:t xml:space="preserve">Як відрізнити два види клича одне від одного</w:t>
+        <w:t xml:space="preserve">Як відрізнити два види іклача одне від одного</w:t>
       </w:r>
     </w:p>
     <w:p>
@@ -198,7 +198,7 @@
         <w:spacing w:after="60"/>
       </w:pPr>
       <w:r>
-        <w:t xml:space="preserve">Забарвлення спинного плавця: у патагонського клича — однорідне, з чіткими білими кінчиками; у антарктичного — чергування темних і світлих смуг.</w:t>
+        <w:t xml:space="preserve">Забарвлення спинного плавця: у патагонського іклача — однорідне, з чіткими білими кінчиками; у антарктичного — чергування темних і світлих смуг.</w:t>
       </w:r>
     </w:p>
     <w:p>
@@ -211,7 +211,7 @@
         <w:spacing w:after="60"/>
       </w:pPr>
       <w:r>
-        <w:t xml:space="preserve">Структура зубів: у патагонського клича зуби відносно великі, довгі й гострі; у антарктичного — значно менші відносно розміру тіла.</w:t>
+        <w:t xml:space="preserve">Структура зубів: у патагонського іклача зуби відносно великі, довгі й гострі; у антарктичного — значно менші відносно розміру тіла.</w:t>
       </w:r>
     </w:p>
     <w:p>
@@ -224,7 +224,7 @@
         <w:spacing w:after="60"/>
       </w:pPr>
       <w:r>
-        <w:t xml:space="preserve">Додатково: довжина бічної лінії та форма отолітів (у патагонського клича — більші й видовженіші).</w:t>
+        <w:t xml:space="preserve">Додатково: довжина бічної лінії та форма отолітів (у патагонського іклача — більші й видовженіші).</w:t>
       </w:r>
     </w:p>
     <w:p>
